--- a/deliverables/20261010_計画の全体像_共有資料.docx
+++ b/deliverables/20261010_計画の全体像_共有資料.docx
@@ -236,15 +236,42 @@
       <w:pPr>
         <w:pStyle w:val="a1"/>
         <w:spacing w:before="180"/>
-        <w:rPr>
-          <w:rFonts w:hint="eastAsia"/>
-        </w:rPr>
       </w:pPr>
       <w:r>
         <w:rPr>
           <w:rFonts w:hint="eastAsia"/>
         </w:rPr>
         <w:t>泣くほどうれしいということだから</w:t>
+      </w:r>
+    </w:p>
+    <w:p>
+      <w:pPr>
+        <w:pStyle w:val="2"/>
+      </w:pPr>
+      <w:r>
+        <w:rPr>
+          <w:rFonts w:hint="eastAsia"/>
+        </w:rPr>
+        <w:t>この資料について</w:t>
+      </w:r>
+    </w:p>
+    <w:p>
+      <w:pPr>
+        <w:pStyle w:val="a1"/>
+        <w:numPr>
+          <w:ilvl w:val="0"/>
+          <w:numId w:val="7"/>
+        </w:numPr>
+        <w:spacing w:before="180"/>
+        <w:rPr>
+          <w:rFonts w:hint="eastAsia"/>
+        </w:rPr>
+      </w:pPr>
+      <w:r>
+        <w:rPr>
+          <w:rFonts w:hint="eastAsia"/>
+        </w:rPr>
+        <w:t>この資料は送別会に協力を募る人に見てもらい計画を把握してもらうために使用する。</w:t>
       </w:r>
     </w:p>
     <w:p>
@@ -408,8 +435,20 @@
         <w:pStyle w:val="a1"/>
         <w:spacing w:before="180"/>
         <w:rPr>
-          <w:rFonts w:hint="eastAsia"/>
-        </w:rPr>
+          <w:rFonts w:ascii="BIZ UD明朝 Medium" w:eastAsia="BIZ UD明朝 Medium" w:hAnsi="BIZ UD明朝 Medium" w:hint="eastAsia"/>
+        </w:rPr>
+      </w:pPr>
+      <w:r>
+        <w:rPr>
+          <w:rFonts w:ascii="BIZ UD明朝 Medium" w:eastAsia="BIZ UD明朝 Medium" w:hAnsi="BIZ UD明朝 Medium" w:hint="eastAsia"/>
+        </w:rPr>
+        <w:t>どこか会場をレンタルし、動画をぱっぴーとともに視聴。</w:t>
+      </w:r>
+    </w:p>
+    <w:p>
+      <w:pPr>
+        <w:pStyle w:val="a1"/>
+        <w:spacing w:before="180"/>
       </w:pPr>
       <w:r>
         <w:rPr>
@@ -559,15 +598,13 @@
       <w:pPr>
         <w:pStyle w:val="a1"/>
         <w:spacing w:before="180"/>
-        <w:rPr>
-          <w:rFonts w:hint="eastAsia"/>
-        </w:rPr>
       </w:pPr>
       <w:r>
         <w:rPr>
           <w:rFonts w:hint="eastAsia"/>
           <w:noProof/>
         </w:rPr>
+        <w:lastRenderedPageBreak/>
         <w:drawing>
           <wp:inline distT="0" distB="0" distL="0" distR="0" wp14:anchorId="6100A4C2" wp14:editId="6E30BDDC">
             <wp:extent cx="2555240" cy="1724366"/>
@@ -666,7 +703,6 @@
         <w:rPr>
           <w:rFonts w:hint="eastAsia"/>
         </w:rPr>
-        <w:lastRenderedPageBreak/>
         <w:t>現状の使用画像想定</w:t>
       </w:r>
     </w:p>
@@ -805,6 +841,69 @@
           <w:rFonts w:hint="eastAsia"/>
         </w:rPr>
         <w:t>検討中。。。</w:t>
+      </w:r>
+    </w:p>
+    <w:p>
+      <w:pPr>
+        <w:pStyle w:val="2"/>
+      </w:pPr>
+      <w:r>
+        <w:rPr>
+          <w:rFonts w:hint="eastAsia"/>
+        </w:rPr>
+        <w:lastRenderedPageBreak/>
+        <w:t>動画構成</w:t>
+      </w:r>
+    </w:p>
+    <w:p>
+      <w:pPr>
+        <w:pStyle w:val="a1"/>
+        <w:numPr>
+          <w:ilvl w:val="0"/>
+          <w:numId w:val="7"/>
+        </w:numPr>
+        <w:spacing w:before="180"/>
+      </w:pPr>
+      <w:r>
+        <w:rPr>
+          <w:rFonts w:hint="eastAsia"/>
+        </w:rPr>
+        <w:t>キャンバスの制作過程、いったん動画が終わり</w:t>
+      </w:r>
+    </w:p>
+    <w:p>
+      <w:pPr>
+        <w:pStyle w:val="a1"/>
+        <w:numPr>
+          <w:ilvl w:val="0"/>
+          <w:numId w:val="7"/>
+        </w:numPr>
+        <w:spacing w:before="180"/>
+      </w:pPr>
+      <w:r>
+        <w:rPr>
+          <w:rFonts w:hint="eastAsia"/>
+        </w:rPr>
+        <w:t>キャンバスを手渡し</w:t>
+      </w:r>
+    </w:p>
+    <w:p>
+      <w:pPr>
+        <w:pStyle w:val="a1"/>
+        <w:numPr>
+          <w:ilvl w:val="0"/>
+          <w:numId w:val="7"/>
+        </w:numPr>
+        <w:spacing w:before="180"/>
+        <w:rPr>
+          <w:rFonts w:hint="eastAsia"/>
+        </w:rPr>
+      </w:pPr>
+      <w:r>
+        <w:rPr>
+          <w:rFonts w:hint="eastAsia"/>
+        </w:rPr>
+        <w:t>エンドロールが時間差で始まる。</w:t>
       </w:r>
     </w:p>
     <w:p>
@@ -2241,6 +2340,119 @@
     </w:lvl>
   </w:abstractNum>
   <w:abstractNum w:abstractNumId="3" w15:restartNumberingAfterBreak="0">
+    <w:nsid w:val="348C17A7"/>
+    <w:multiLevelType w:val="hybridMultilevel"/>
+    <w:tmpl w:val="08D08A24"/>
+    <w:lvl w:ilvl="0" w:tplc="04090001">
+      <w:start w:val="1"/>
+      <w:numFmt w:val="bullet"/>
+      <w:lvlText w:val=""/>
+      <w:lvlJc w:val="left"/>
+      <w:pPr>
+        <w:ind w:left="440" w:hanging="440"/>
+      </w:pPr>
+      <w:rPr>
+        <w:rFonts w:ascii="Wingdings" w:hAnsi="Wingdings" w:hint="default"/>
+      </w:rPr>
+    </w:lvl>
+    <w:lvl w:ilvl="1" w:tplc="0409000B" w:tentative="1">
+      <w:start w:val="1"/>
+      <w:numFmt w:val="bullet"/>
+      <w:lvlText w:val=""/>
+      <w:lvlJc w:val="left"/>
+      <w:pPr>
+        <w:ind w:left="880" w:hanging="440"/>
+      </w:pPr>
+      <w:rPr>
+        <w:rFonts w:ascii="Wingdings" w:hAnsi="Wingdings" w:hint="default"/>
+      </w:rPr>
+    </w:lvl>
+    <w:lvl w:ilvl="2" w:tplc="0409000D" w:tentative="1">
+      <w:start w:val="1"/>
+      <w:numFmt w:val="bullet"/>
+      <w:lvlText w:val=""/>
+      <w:lvlJc w:val="left"/>
+      <w:pPr>
+        <w:ind w:left="1320" w:hanging="440"/>
+      </w:pPr>
+      <w:rPr>
+        <w:rFonts w:ascii="Wingdings" w:hAnsi="Wingdings" w:hint="default"/>
+      </w:rPr>
+    </w:lvl>
+    <w:lvl w:ilvl="3" w:tplc="04090001" w:tentative="1">
+      <w:start w:val="1"/>
+      <w:numFmt w:val="bullet"/>
+      <w:lvlText w:val=""/>
+      <w:lvlJc w:val="left"/>
+      <w:pPr>
+        <w:ind w:left="1760" w:hanging="440"/>
+      </w:pPr>
+      <w:rPr>
+        <w:rFonts w:ascii="Wingdings" w:hAnsi="Wingdings" w:hint="default"/>
+      </w:rPr>
+    </w:lvl>
+    <w:lvl w:ilvl="4" w:tplc="0409000B" w:tentative="1">
+      <w:start w:val="1"/>
+      <w:numFmt w:val="bullet"/>
+      <w:lvlText w:val=""/>
+      <w:lvlJc w:val="left"/>
+      <w:pPr>
+        <w:ind w:left="2200" w:hanging="440"/>
+      </w:pPr>
+      <w:rPr>
+        <w:rFonts w:ascii="Wingdings" w:hAnsi="Wingdings" w:hint="default"/>
+      </w:rPr>
+    </w:lvl>
+    <w:lvl w:ilvl="5" w:tplc="0409000D" w:tentative="1">
+      <w:start w:val="1"/>
+      <w:numFmt w:val="bullet"/>
+      <w:lvlText w:val=""/>
+      <w:lvlJc w:val="left"/>
+      <w:pPr>
+        <w:ind w:left="2640" w:hanging="440"/>
+      </w:pPr>
+      <w:rPr>
+        <w:rFonts w:ascii="Wingdings" w:hAnsi="Wingdings" w:hint="default"/>
+      </w:rPr>
+    </w:lvl>
+    <w:lvl w:ilvl="6" w:tplc="04090001" w:tentative="1">
+      <w:start w:val="1"/>
+      <w:numFmt w:val="bullet"/>
+      <w:lvlText w:val=""/>
+      <w:lvlJc w:val="left"/>
+      <w:pPr>
+        <w:ind w:left="3080" w:hanging="440"/>
+      </w:pPr>
+      <w:rPr>
+        <w:rFonts w:ascii="Wingdings" w:hAnsi="Wingdings" w:hint="default"/>
+      </w:rPr>
+    </w:lvl>
+    <w:lvl w:ilvl="7" w:tplc="0409000B" w:tentative="1">
+      <w:start w:val="1"/>
+      <w:numFmt w:val="bullet"/>
+      <w:lvlText w:val=""/>
+      <w:lvlJc w:val="left"/>
+      <w:pPr>
+        <w:ind w:left="3520" w:hanging="440"/>
+      </w:pPr>
+      <w:rPr>
+        <w:rFonts w:ascii="Wingdings" w:hAnsi="Wingdings" w:hint="default"/>
+      </w:rPr>
+    </w:lvl>
+    <w:lvl w:ilvl="8" w:tplc="0409000D" w:tentative="1">
+      <w:start w:val="1"/>
+      <w:numFmt w:val="bullet"/>
+      <w:lvlText w:val=""/>
+      <w:lvlJc w:val="left"/>
+      <w:pPr>
+        <w:ind w:left="3960" w:hanging="440"/>
+      </w:pPr>
+      <w:rPr>
+        <w:rFonts w:ascii="Wingdings" w:hAnsi="Wingdings" w:hint="default"/>
+      </w:rPr>
+    </w:lvl>
+  </w:abstractNum>
+  <w:abstractNum w:abstractNumId="4" w15:restartNumberingAfterBreak="0">
     <w:nsid w:val="4EE61276"/>
     <w:multiLevelType w:val="hybridMultilevel"/>
     <w:tmpl w:val="BFFEE52C"/>
@@ -2353,7 +2565,7 @@
       </w:rPr>
     </w:lvl>
   </w:abstractNum>
-  <w:abstractNum w:abstractNumId="4" w15:restartNumberingAfterBreak="0">
+  <w:abstractNum w:abstractNumId="5" w15:restartNumberingAfterBreak="0">
     <w:nsid w:val="51795337"/>
     <w:multiLevelType w:val="hybridMultilevel"/>
     <w:tmpl w:val="3C2CE75C"/>
@@ -2466,7 +2678,7 @@
       </w:rPr>
     </w:lvl>
   </w:abstractNum>
-  <w:abstractNum w:abstractNumId="5" w15:restartNumberingAfterBreak="0">
+  <w:abstractNum w:abstractNumId="6" w15:restartNumberingAfterBreak="0">
     <w:nsid w:val="5A954524"/>
     <w:multiLevelType w:val="multilevel"/>
     <w:tmpl w:val="C8AAB3CA"/>
@@ -2593,22 +2805,25 @@
     </w:lvl>
   </w:abstractNum>
   <w:num w:numId="1" w16cid:durableId="835925862">
-    <w:abstractNumId w:val="5"/>
+    <w:abstractNumId w:val="6"/>
   </w:num>
   <w:num w:numId="2" w16cid:durableId="1998916171">
     <w:abstractNumId w:val="2"/>
   </w:num>
   <w:num w:numId="3" w16cid:durableId="1839806482">
-    <w:abstractNumId w:val="4"/>
+    <w:abstractNumId w:val="5"/>
   </w:num>
   <w:num w:numId="4" w16cid:durableId="50076243">
     <w:abstractNumId w:val="0"/>
   </w:num>
   <w:num w:numId="5" w16cid:durableId="739602467">
-    <w:abstractNumId w:val="3"/>
+    <w:abstractNumId w:val="4"/>
   </w:num>
   <w:num w:numId="6" w16cid:durableId="652562407">
     <w:abstractNumId w:val="1"/>
+  </w:num>
+  <w:num w:numId="7" w16cid:durableId="435373191">
+    <w:abstractNumId w:val="3"/>
   </w:num>
   <w:numIdMacAtCleanup w:val="2"/>
 </w:numbering>
@@ -4553,6 +4768,7 @@
   </w:compat>
   <w:rsids>
     <w:rsidRoot w:val="007147E2"/>
+    <w:rsid w:val="000E4F77"/>
     <w:rsid w:val="0050487F"/>
     <w:rsid w:val="007147E2"/>
     <w:rsid w:val="009820CD"/>
@@ -5290,6 +5506,30 @@
 </file>
 
 <file path=customXml/item2.xml><?xml version="1.0" encoding="utf-8"?>
+<p:properties xmlns:p="http://schemas.microsoft.com/office/2006/metadata/properties" xmlns:xsi="http://www.w3.org/2001/XMLSchema-instance" xmlns:pc="http://schemas.microsoft.com/office/infopath/2007/PartnerControls">
+  <documentManagement>
+    <TaxCatchAll xmlns="c02d1de1-32b8-4ef0-a8e6-fcc40373a65e" xsi:nil="true"/>
+    <lcf76f155ced4ddcb4097134ff3c332f xmlns="7d89e856-7fa4-42b8-8686-40e975251863">
+      <Terms xmlns="http://schemas.microsoft.com/office/infopath/2007/PartnerControls"/>
+    </lcf76f155ced4ddcb4097134ff3c332f>
+  </documentManagement>
+</p:properties>
+</file>
+
+<file path=customXml/item3.xml><?xml version="1.0" encoding="utf-8"?>
+<b:Sources xmlns:b="http://schemas.openxmlformats.org/officeDocument/2006/bibliography" xmlns="http://schemas.openxmlformats.org/officeDocument/2006/bibliography" SelectedStyle="" StyleName=""/>
+</file>
+
+<file path=customXml/item4.xml><?xml version="1.0" encoding="utf-8"?>
+<?mso-contentType ?>
+<FormTemplates xmlns="http://schemas.microsoft.com/sharepoint/v3/contenttype/forms">
+  <Display>DocumentLibraryForm</Display>
+  <Edit>DocumentLibraryForm</Edit>
+  <New>DocumentLibraryForm</New>
+</FormTemplates>
+</file>
+
+<file path=customXml/item5.xml><?xml version="1.0" encoding="utf-8"?>
 <ct:contentTypeSchema xmlns:ct="http://schemas.microsoft.com/office/2006/metadata/contentType" xmlns:ma="http://schemas.microsoft.com/office/2006/metadata/properties/metaAttributes" ct:_="" ma:_="" ma:contentTypeName="ドキュメント" ma:contentTypeID="0x010100D4F43E0758786F44BF2BA9C7469C5729" ma:contentTypeVersion="18" ma:contentTypeDescription="新しいドキュメントを作成します。" ma:contentTypeScope="" ma:versionID="6d9f08cd4462dedab40bc15a0ac83e61">
   <xsd:schema xmlns:xsd="http://www.w3.org/2001/XMLSchema" xmlns:xs="http://www.w3.org/2001/XMLSchema" xmlns:p="http://schemas.microsoft.com/office/2006/metadata/properties" xmlns:ns2="7d89e856-7fa4-42b8-8686-40e975251863" xmlns:ns3="c02d1de1-32b8-4ef0-a8e6-fcc40373a65e" targetNamespace="http://schemas.microsoft.com/office/2006/metadata/properties" ma:root="true" ma:fieldsID="bd8a463fee38b07428ca13cafd60bce8" ns2:_="" ns3:_="">
     <xsd:import namespace="7d89e856-7fa4-42b8-8686-40e975251863"/>
@@ -5538,30 +5778,6 @@
 </ct:contentTypeSchema>
 </file>
 
-<file path=customXml/item3.xml><?xml version="1.0" encoding="utf-8"?>
-<?mso-contentType ?>
-<FormTemplates xmlns="http://schemas.microsoft.com/sharepoint/v3/contenttype/forms">
-  <Display>DocumentLibraryForm</Display>
-  <Edit>DocumentLibraryForm</Edit>
-  <New>DocumentLibraryForm</New>
-</FormTemplates>
-</file>
-
-<file path=customXml/item4.xml><?xml version="1.0" encoding="utf-8"?>
-<b:Sources xmlns:b="http://schemas.openxmlformats.org/officeDocument/2006/bibliography" xmlns="http://schemas.openxmlformats.org/officeDocument/2006/bibliography" SelectedStyle="" StyleName=""/>
-</file>
-
-<file path=customXml/item5.xml><?xml version="1.0" encoding="utf-8"?>
-<p:properties xmlns:p="http://schemas.microsoft.com/office/2006/metadata/properties" xmlns:xsi="http://www.w3.org/2001/XMLSchema-instance" xmlns:pc="http://schemas.microsoft.com/office/infopath/2007/PartnerControls">
-  <documentManagement>
-    <TaxCatchAll xmlns="c02d1de1-32b8-4ef0-a8e6-fcc40373a65e" xsi:nil="true"/>
-    <lcf76f155ced4ddcb4097134ff3c332f xmlns="7d89e856-7fa4-42b8-8686-40e975251863">
-      <Terms xmlns="http://schemas.microsoft.com/office/infopath/2007/PartnerControls"/>
-    </lcf76f155ced4ddcb4097134ff3c332f>
-  </documentManagement>
-</p:properties>
-</file>
-
 <file path=customXml/itemProps1.xml><?xml version="1.0" encoding="utf-8"?>
 <ds:datastoreItem xmlns:ds="http://schemas.openxmlformats.org/officeDocument/2006/customXml" ds:itemID="{55AF091B-3C7A-41E3-B477-F2FDAA23CFDA}">
   <ds:schemaRefs>
@@ -5571,6 +5787,33 @@
 </file>
 
 <file path=customXml/itemProps2.xml><?xml version="1.0" encoding="utf-8"?>
+<ds:datastoreItem xmlns:ds="http://schemas.openxmlformats.org/officeDocument/2006/customXml" ds:itemID="{E07DDA53-4227-48F7-A0CD-BE47B0FDCD7E}">
+  <ds:schemaRefs>
+    <ds:schemaRef ds:uri="http://schemas.microsoft.com/office/2006/metadata/properties"/>
+    <ds:schemaRef ds:uri="http://schemas.microsoft.com/office/infopath/2007/PartnerControls"/>
+    <ds:schemaRef ds:uri="c02d1de1-32b8-4ef0-a8e6-fcc40373a65e"/>
+    <ds:schemaRef ds:uri="7d89e856-7fa4-42b8-8686-40e975251863"/>
+  </ds:schemaRefs>
+</ds:datastoreItem>
+</file>
+
+<file path=customXml/itemProps3.xml><?xml version="1.0" encoding="utf-8"?>
+<ds:datastoreItem xmlns:ds="http://schemas.openxmlformats.org/officeDocument/2006/customXml" ds:itemID="{457E13B7-CA0A-4124-A1FB-38F55A554DD5}">
+  <ds:schemaRefs>
+    <ds:schemaRef ds:uri="http://schemas.openxmlformats.org/officeDocument/2006/bibliography"/>
+  </ds:schemaRefs>
+</ds:datastoreItem>
+</file>
+
+<file path=customXml/itemProps4.xml><?xml version="1.0" encoding="utf-8"?>
+<ds:datastoreItem xmlns:ds="http://schemas.openxmlformats.org/officeDocument/2006/customXml" ds:itemID="{6A27DEE0-8D19-4730-9196-F827F1E1340A}">
+  <ds:schemaRefs>
+    <ds:schemaRef ds:uri="http://schemas.microsoft.com/sharepoint/v3/contenttype/forms"/>
+  </ds:schemaRefs>
+</ds:datastoreItem>
+</file>
+
+<file path=customXml/itemProps5.xml><?xml version="1.0" encoding="utf-8"?>
 <ds:datastoreItem xmlns:ds="http://schemas.openxmlformats.org/officeDocument/2006/customXml" ds:itemID="{02E90F82-8011-48A6-A6D2-0F9C92063391}">
   <ds:schemaRefs>
     <ds:schemaRef ds:uri="http://schemas.microsoft.com/office/2006/metadata/contentType"/>
@@ -5587,31 +5830,4 @@
     <ds:schemaRef ds:uri="http://schemas.microsoft.com/internal/obd"/>
   </ds:schemaRefs>
 </ds:datastoreItem>
-</file>
-
-<file path=customXml/itemProps3.xml><?xml version="1.0" encoding="utf-8"?>
-<ds:datastoreItem xmlns:ds="http://schemas.openxmlformats.org/officeDocument/2006/customXml" ds:itemID="{6A27DEE0-8D19-4730-9196-F827F1E1340A}">
-  <ds:schemaRefs>
-    <ds:schemaRef ds:uri="http://schemas.microsoft.com/sharepoint/v3/contenttype/forms"/>
-  </ds:schemaRefs>
-</ds:datastoreItem>
-</file>
-
-<file path=customXml/itemProps4.xml><?xml version="1.0" encoding="utf-8"?>
-<ds:datastoreItem xmlns:ds="http://schemas.openxmlformats.org/officeDocument/2006/customXml" ds:itemID="{457E13B7-CA0A-4124-A1FB-38F55A554DD5}">
-  <ds:schemaRefs>
-    <ds:schemaRef ds:uri="http://schemas.openxmlformats.org/officeDocument/2006/bibliography"/>
-  </ds:schemaRefs>
-</ds:datastoreItem>
-</file>
-
-<file path=customXml/itemProps5.xml><?xml version="1.0" encoding="utf-8"?>
-<ds:datastoreItem xmlns:ds="http://schemas.openxmlformats.org/officeDocument/2006/customXml" ds:itemID="{E07DDA53-4227-48F7-A0CD-BE47B0FDCD7E}">
-  <ds:schemaRefs>
-    <ds:schemaRef ds:uri="http://schemas.microsoft.com/office/2006/metadata/properties"/>
-    <ds:schemaRef ds:uri="http://schemas.microsoft.com/office/infopath/2007/PartnerControls"/>
-    <ds:schemaRef ds:uri="c02d1de1-32b8-4ef0-a8e6-fcc40373a65e"/>
-    <ds:schemaRef ds:uri="7d89e856-7fa4-42b8-8686-40e975251863"/>
-  </ds:schemaRefs>
-</ds:datastoreItem>
 </file>